--- a/backend/static/templates/onboarding/finance_onboarding_kit.docx
+++ b/backend/static/templates/onboarding/finance_onboarding_kit.docx
@@ -27,7 +27,7 @@
           <w:color w:val="64748B"/>
           <w:sz w:val="22"/>
         </w:rPr>
-        <w:t>Industry Vertical: finance | Taxation, corporate audit, compliance, payroll &amp; virtual CFO services</w:t>
+        <w:t>Industry Vertical: finance | Leading NBFC | Two-Wheeler, Personal, Home, Gold, Farm &amp; SME Loans</w:t>
       </w:r>
     </w:p>
     <w:tbl>
@@ -187,7 +187,7 @@
               <w:rPr>
                 <w:sz w:val="18"/>
               </w:rPr>
-              <w:t>Northwind Financial Advisors</w:t>
+              <w:t>L&amp;T Finance Limited</w:t>
             </w:r>
           </w:p>
         </w:tc>
@@ -233,7 +233,7 @@
               <w:rPr>
                 <w:sz w:val="18"/>
               </w:rPr>
-              <w:t>Northwind Financial Advisors</w:t>
+              <w:t>L&amp;T Finance Limited</w:t>
             </w:r>
           </w:p>
         </w:tc>
@@ -279,7 +279,7 @@
               <w:rPr>
                 <w:sz w:val="18"/>
               </w:rPr>
-              <w:t>northwindfin</w:t>
+              <w:t>ltfinance</w:t>
             </w:r>
           </w:p>
         </w:tc>
@@ -325,7 +325,7 @@
               <w:rPr>
                 <w:sz w:val="18"/>
               </w:rPr>
-              <w:t>Northwind Tax Advisor</w:t>
+              <w:t>LTF Virtual Assistant</w:t>
             </w:r>
           </w:p>
         </w:tc>
@@ -371,7 +371,7 @@
               <w:rPr>
                 <w:sz w:val="18"/>
               </w:rPr>
-              <w:t>Taxation, corporate audit, compliance, payroll &amp; virtual CFO services</w:t>
+              <w:t>Leading NBFC | Two-Wheeler, Personal, Home, Gold, Farm &amp; SME Loans</w:t>
             </w:r>
           </w:p>
         </w:tc>
@@ -417,7 +417,7 @@
               <w:rPr>
                 <w:sz w:val="18"/>
               </w:rPr>
-              <w:t>https://www.northwindfin.com</w:t>
+              <w:t>https://www.ltfs.com</w:t>
             </w:r>
           </w:p>
         </w:tc>
@@ -463,7 +463,7 @@
               <w:rPr>
                 <w:sz w:val="18"/>
               </w:rPr>
-              <w:t>support@northwindfin.com</w:t>
+              <w:t>customercare@ltfs.com</w:t>
             </w:r>
           </w:p>
         </w:tc>
@@ -509,7 +509,7 @@
               <w:rPr>
                 <w:sz w:val="18"/>
               </w:rPr>
-              <w:t>+91 9876543210</w:t>
+              <w:t>+91 7378333451</w:t>
             </w:r>
           </w:p>
         </w:tc>
@@ -601,7 +601,7 @@
               <w:rPr>
                 <w:sz w:val="18"/>
               </w:rPr>
-              <w:t>09:30 AM - 06:30 PM (Mon-Sat)</w:t>
+              <w:t>09:00 AM - 06:00 PM (Mon-Sat)</w:t>
             </w:r>
           </w:p>
         </w:tc>
@@ -1032,6 +1032,15 @@
         <w:t>[SECTION: CATALOG &amp; OFFERINGS]</w:t>
       </w:r>
     </w:p>
+    <w:p>
+      <w:r>
+        <w:rPr>
+          <w:i/>
+          <w:sz w:val="17"/>
+        </w:rPr>
+        <w:t>Image URL column: paste a public https link to the product/property photo (JPG/PNG/WebP). Leave blank if none. On publish, images are stored on the offering and shown in chat/catalog.</w:t>
+      </w:r>
+    </w:p>
     <w:tbl>
       <w:tblPr>
         <w:tblW w:type="auto" w:w="0"/>
@@ -1047,17 +1056,18 @@
         </w:tblBorders>
       </w:tblPr>
       <w:tblGrid>
-        <w:gridCol w:w="1680"/>
-        <w:gridCol w:w="1680"/>
-        <w:gridCol w:w="1680"/>
-        <w:gridCol w:w="1680"/>
-        <w:gridCol w:w="1680"/>
-        <w:gridCol w:w="1680"/>
+        <w:gridCol w:w="1440"/>
+        <w:gridCol w:w="1440"/>
+        <w:gridCol w:w="1440"/>
+        <w:gridCol w:w="1440"/>
+        <w:gridCol w:w="1440"/>
+        <w:gridCol w:w="1440"/>
+        <w:gridCol w:w="1440"/>
       </w:tblGrid>
       <w:tr>
         <w:tc>
           <w:tcPr>
-            <w:tcW w:type="dxa" w:w="1680"/>
+            <w:tcW w:type="dxa" w:w="1440"/>
             <w:shd w:fill="0F766E"/>
           </w:tcPr>
           <w:p>
@@ -1073,7 +1083,7 @@
         </w:tc>
         <w:tc>
           <w:tcPr>
-            <w:tcW w:type="dxa" w:w="1680"/>
+            <w:tcW w:type="dxa" w:w="1440"/>
             <w:shd w:fill="0F766E"/>
           </w:tcPr>
           <w:p>
@@ -1089,7 +1099,7 @@
         </w:tc>
         <w:tc>
           <w:tcPr>
-            <w:tcW w:type="dxa" w:w="1680"/>
+            <w:tcW w:type="dxa" w:w="1440"/>
             <w:shd w:fill="0F766E"/>
           </w:tcPr>
           <w:p>
@@ -1105,7 +1115,7 @@
         </w:tc>
         <w:tc>
           <w:tcPr>
-            <w:tcW w:type="dxa" w:w="1680"/>
+            <w:tcW w:type="dxa" w:w="1440"/>
             <w:shd w:fill="0F766E"/>
           </w:tcPr>
           <w:p>
@@ -1121,7 +1131,7 @@
         </w:tc>
         <w:tc>
           <w:tcPr>
-            <w:tcW w:type="dxa" w:w="1680"/>
+            <w:tcW w:type="dxa" w:w="1440"/>
             <w:shd w:fill="0F766E"/>
           </w:tcPr>
           <w:p>
@@ -1137,7 +1147,7 @@
         </w:tc>
         <w:tc>
           <w:tcPr>
-            <w:tcW w:type="dxa" w:w="1680"/>
+            <w:tcW w:type="dxa" w:w="1440"/>
             <w:shd w:fill="0F766E"/>
           </w:tcPr>
           <w:p>
@@ -1151,11 +1161,27 @@
             </w:r>
           </w:p>
         </w:tc>
+        <w:tc>
+          <w:tcPr>
+            <w:tcW w:type="dxa" w:w="1440"/>
+            <w:shd w:fill="0F766E"/>
+          </w:tcPr>
+          <w:p>
+            <w:r>
+              <w:rPr>
+                <w:b/>
+                <w:color w:val="FFFFFF"/>
+                <w:sz w:val="16"/>
+              </w:rPr>
+              <w:t>Image URL</w:t>
+            </w:r>
+          </w:p>
+        </w:tc>
       </w:tr>
       <w:tr>
         <w:tc>
           <w:tcPr>
-            <w:tcW w:type="dxa" w:w="1680"/>
+            <w:tcW w:type="dxa" w:w="1440"/>
             <w:shd w:fill="FFFFFF"/>
           </w:tcPr>
           <w:p>
@@ -1163,13 +1189,13 @@
               <w:rPr>
                 <w:sz w:val="16"/>
               </w:rPr>
-              <w:t>Individual &amp; NRI Tax Filing (ITR)</w:t>
+              <w:t>Two-Wheeler Loan</w:t>
             </w:r>
           </w:p>
         </w:tc>
         <w:tc>
           <w:tcPr>
-            <w:tcW w:type="dxa" w:w="1680"/>
+            <w:tcW w:type="dxa" w:w="1440"/>
             <w:shd w:fill="FFFFFF"/>
           </w:tcPr>
           <w:p>
@@ -1177,13 +1203,13 @@
               <w:rPr>
                 <w:sz w:val="16"/>
               </w:rPr>
-              <w:t>Direct Taxation</w:t>
+              <w:t>Retail Lending</w:t>
             </w:r>
           </w:p>
         </w:tc>
         <w:tc>
           <w:tcPr>
-            <w:tcW w:type="dxa" w:w="1680"/>
+            <w:tcW w:type="dxa" w:w="1440"/>
             <w:shd w:fill="FFFFFF"/>
           </w:tcPr>
           <w:p>
@@ -1191,13 +1217,13 @@
               <w:rPr>
                 <w:sz w:val="16"/>
               </w:rPr>
-              <w:t>Starting ₹1,999 per return</w:t>
+              <w:t>Up to 100% on-road on select models</w:t>
             </w:r>
           </w:p>
         </w:tc>
         <w:tc>
           <w:tcPr>
-            <w:tcW w:type="dxa" w:w="1680"/>
+            <w:tcW w:type="dxa" w:w="1440"/>
             <w:shd w:fill="FFFFFF"/>
           </w:tcPr>
           <w:p>
@@ -1205,13 +1231,13 @@
               <w:rPr>
                 <w:sz w:val="16"/>
               </w:rPr>
-              <w:t>Capital gains calculation, foreign income disclosure, tax refund filing</w:t>
+              <w:t>Bike/scooter/EV finance, tenure 12–48 months</w:t>
             </w:r>
           </w:p>
         </w:tc>
         <w:tc>
           <w:tcPr>
-            <w:tcW w:type="dxa" w:w="1680"/>
+            <w:tcW w:type="dxa" w:w="1440"/>
             <w:shd w:fill="FFFFFF"/>
           </w:tcPr>
           <w:p>
@@ -1219,13 +1245,13 @@
               <w:rPr>
                 <w:sz w:val="16"/>
               </w:rPr>
-              <w:t>2 - 4 Business Days</w:t>
+              <w:t>Instant in-principle at dealership</w:t>
             </w:r>
           </w:p>
         </w:tc>
         <w:tc>
           <w:tcPr>
-            <w:tcW w:type="dxa" w:w="1680"/>
+            <w:tcW w:type="dxa" w:w="1440"/>
             <w:shd w:fill="FFFFFF"/>
           </w:tcPr>
           <w:p>
@@ -1233,7 +1259,21 @@
               <w:rPr>
                 <w:sz w:val="16"/>
               </w:rPr>
-              <w:t>Salaried, Professionals, NRIs</w:t>
+              <w:t>Salaried / Self-employed</w:t>
+            </w:r>
+          </w:p>
+        </w:tc>
+        <w:tc>
+          <w:tcPr>
+            <w:tcW w:type="dxa" w:w="1440"/>
+            <w:shd w:fill="FFFFFF"/>
+          </w:tcPr>
+          <w:p>
+            <w:r>
+              <w:rPr>
+                <w:sz w:val="16"/>
+              </w:rPr>
+              <w:t>https://images.unsplash.com/photo-1558981806-ec527fa84c39?auto=format&amp;fit=crop&amp;w=800&amp;q=80</w:t>
             </w:r>
           </w:p>
         </w:tc>
@@ -1241,7 +1281,7 @@
       <w:tr>
         <w:tc>
           <w:tcPr>
-            <w:tcW w:type="dxa" w:w="1680"/>
+            <w:tcW w:type="dxa" w:w="1440"/>
             <w:shd w:fill="F0FDFA"/>
           </w:tcPr>
           <w:p>
@@ -1249,13 +1289,13 @@
               <w:rPr>
                 <w:sz w:val="16"/>
               </w:rPr>
-              <w:t>Monthly GST Compliance &amp; Filing</w:t>
+              <w:t>Personal Loan</w:t>
             </w:r>
           </w:p>
         </w:tc>
         <w:tc>
           <w:tcPr>
-            <w:tcW w:type="dxa" w:w="1680"/>
+            <w:tcW w:type="dxa" w:w="1440"/>
             <w:shd w:fill="F0FDFA"/>
           </w:tcPr>
           <w:p>
@@ -1263,13 +1303,13 @@
               <w:rPr>
                 <w:sz w:val="16"/>
               </w:rPr>
-              <w:t>Indirect Taxation</w:t>
+              <w:t>Consumer Finance</w:t>
             </w:r>
           </w:p>
         </w:tc>
         <w:tc>
           <w:tcPr>
-            <w:tcW w:type="dxa" w:w="1680"/>
+            <w:tcW w:type="dxa" w:w="1440"/>
             <w:shd w:fill="F0FDFA"/>
           </w:tcPr>
           <w:p>
@@ -1277,13 +1317,13 @@
               <w:rPr>
                 <w:sz w:val="16"/>
               </w:rPr>
-              <w:t>Starting ₹3,500 / month</w:t>
+              <w:t>₹50,000 – ₹15 Lakhs</w:t>
             </w:r>
           </w:p>
         </w:tc>
         <w:tc>
           <w:tcPr>
-            <w:tcW w:type="dxa" w:w="1680"/>
+            <w:tcW w:type="dxa" w:w="1440"/>
             <w:shd w:fill="F0FDFA"/>
           </w:tcPr>
           <w:p>
@@ -1291,13 +1331,13 @@
               <w:rPr>
                 <w:sz w:val="16"/>
               </w:rPr>
-              <w:t>GSTR-1, GSTR-3B filing, input tax credit reconciliation, notice response</w:t>
+              <w:t>100% digital via PLANET app, 12–60 months</w:t>
             </w:r>
           </w:p>
         </w:tc>
         <w:tc>
           <w:tcPr>
-            <w:tcW w:type="dxa" w:w="1680"/>
+            <w:tcW w:type="dxa" w:w="1440"/>
             <w:shd w:fill="F0FDFA"/>
           </w:tcPr>
           <w:p>
@@ -1305,13 +1345,13 @@
               <w:rPr>
                 <w:sz w:val="16"/>
               </w:rPr>
-              <w:t>Monthly by 10th/20th</w:t>
+              <w:t>Disbursal ~24 hrs after verification</w:t>
             </w:r>
           </w:p>
         </w:tc>
         <w:tc>
           <w:tcPr>
-            <w:tcW w:type="dxa" w:w="1680"/>
+            <w:tcW w:type="dxa" w:w="1440"/>
             <w:shd w:fill="F0FDFA"/>
           </w:tcPr>
           <w:p>
@@ -1319,7 +1359,21 @@
               <w:rPr>
                 <w:sz w:val="16"/>
               </w:rPr>
-              <w:t>Proprietorships, LLPs, Pvt Ltd</w:t>
+              <w:t>Salaried / Self-employed</w:t>
+            </w:r>
+          </w:p>
+        </w:tc>
+        <w:tc>
+          <w:tcPr>
+            <w:tcW w:type="dxa" w:w="1440"/>
+            <w:shd w:fill="F0FDFA"/>
+          </w:tcPr>
+          <w:p>
+            <w:r>
+              <w:rPr>
+                <w:sz w:val="16"/>
+              </w:rPr>
+              <w:t>https://images.unsplash.com/photo-1450101499163-c8848c66ca85?auto=format&amp;fit=crop&amp;w=800&amp;q=80</w:t>
             </w:r>
           </w:p>
         </w:tc>
@@ -1327,7 +1381,7 @@
       <w:tr>
         <w:tc>
           <w:tcPr>
-            <w:tcW w:type="dxa" w:w="1680"/>
+            <w:tcW w:type="dxa" w:w="1440"/>
             <w:shd w:fill="FFFFFF"/>
           </w:tcPr>
           <w:p>
@@ -1335,13 +1389,13 @@
               <w:rPr>
                 <w:sz w:val="16"/>
               </w:rPr>
-              <w:t>Startup Virtual CFO &amp; Accounting</w:t>
+              <w:t>Gold Loan</w:t>
             </w:r>
           </w:p>
         </w:tc>
         <w:tc>
           <w:tcPr>
-            <w:tcW w:type="dxa" w:w="1680"/>
+            <w:tcW w:type="dxa" w:w="1440"/>
             <w:shd w:fill="FFFFFF"/>
           </w:tcPr>
           <w:p>
@@ -1349,13 +1403,13 @@
               <w:rPr>
                 <w:sz w:val="16"/>
               </w:rPr>
-              <w:t>Corporate Advisory</w:t>
+              <w:t>Secured Lending</w:t>
             </w:r>
           </w:p>
         </w:tc>
         <w:tc>
           <w:tcPr>
-            <w:tcW w:type="dxa" w:w="1680"/>
+            <w:tcW w:type="dxa" w:w="1440"/>
             <w:shd w:fill="FFFFFF"/>
           </w:tcPr>
           <w:p>
@@ -1363,13 +1417,13 @@
               <w:rPr>
                 <w:sz w:val="16"/>
               </w:rPr>
-              <w:t>Starting ₹18,000 / month</w:t>
+              <w:t>Rates from ~11.75%* p.a.</w:t>
             </w:r>
           </w:p>
         </w:tc>
         <w:tc>
           <w:tcPr>
-            <w:tcW w:type="dxa" w:w="1680"/>
+            <w:tcW w:type="dxa" w:w="1440"/>
             <w:shd w:fill="FFFFFF"/>
           </w:tcPr>
           <w:p>
@@ -1377,13 +1431,13 @@
               <w:rPr>
                 <w:sz w:val="16"/>
               </w:rPr>
-              <w:t>Bookkeeping in QuickBooks/Zoho, MIS reports, payroll, board deck preparation</w:t>
+              <w:t>18–22K jewellery, flexible repayment schemes</w:t>
             </w:r>
           </w:p>
         </w:tc>
         <w:tc>
           <w:tcPr>
-            <w:tcW w:type="dxa" w:w="1680"/>
+            <w:tcW w:type="dxa" w:w="1440"/>
             <w:shd w:fill="FFFFFF"/>
           </w:tcPr>
           <w:p>
@@ -1391,13 +1445,13 @@
               <w:rPr>
                 <w:sz w:val="16"/>
               </w:rPr>
-              <w:t>Continuous Retainer</w:t>
+              <w:t>Same-day after valuation</w:t>
             </w:r>
           </w:p>
         </w:tc>
         <w:tc>
           <w:tcPr>
-            <w:tcW w:type="dxa" w:w="1680"/>
+            <w:tcW w:type="dxa" w:w="1440"/>
             <w:shd w:fill="FFFFFF"/>
           </w:tcPr>
           <w:p>
@@ -1405,7 +1459,21 @@
               <w:rPr>
                 <w:sz w:val="16"/>
               </w:rPr>
-              <w:t>Startups &amp; High-growth SMEs</w:t>
+              <w:t>Individuals</w:t>
+            </w:r>
+          </w:p>
+        </w:tc>
+        <w:tc>
+          <w:tcPr>
+            <w:tcW w:type="dxa" w:w="1440"/>
+            <w:shd w:fill="FFFFFF"/>
+          </w:tcPr>
+          <w:p>
+            <w:r>
+              <w:rPr>
+                <w:sz w:val="16"/>
+              </w:rPr>
+              <w:t>https://images.unsplash.com/photo-1610375461246-83df859d849d?auto=format&amp;fit=crop&amp;w=800&amp;q=80</w:t>
             </w:r>
           </w:p>
         </w:tc>
@@ -1413,7 +1481,7 @@
       <w:tr>
         <w:tc>
           <w:tcPr>
-            <w:tcW w:type="dxa" w:w="1680"/>
+            <w:tcW w:type="dxa" w:w="1440"/>
             <w:shd w:fill="F0FDFA"/>
           </w:tcPr>
           <w:p>
@@ -1421,13 +1489,13 @@
               <w:rPr>
                 <w:sz w:val="16"/>
               </w:rPr>
-              <w:t>Statutory &amp; Internal Audit</w:t>
+              <w:t>Home Loan / LAP</w:t>
             </w:r>
           </w:p>
         </w:tc>
         <w:tc>
           <w:tcPr>
-            <w:tcW w:type="dxa" w:w="1680"/>
+            <w:tcW w:type="dxa" w:w="1440"/>
             <w:shd w:fill="F0FDFA"/>
           </w:tcPr>
           <w:p>
@@ -1435,13 +1503,13 @@
               <w:rPr>
                 <w:sz w:val="16"/>
               </w:rPr>
-              <w:t>Audit &amp; Assurance</w:t>
+              <w:t>Housing Finance</w:t>
             </w:r>
           </w:p>
         </w:tc>
         <w:tc>
           <w:tcPr>
-            <w:tcW w:type="dxa" w:w="1680"/>
+            <w:tcW w:type="dxa" w:w="1440"/>
             <w:shd w:fill="F0FDFA"/>
           </w:tcPr>
           <w:p>
@@ -1449,13 +1517,13 @@
               <w:rPr>
                 <w:sz w:val="16"/>
               </w:rPr>
-              <w:t>Starting ₹25,000 / audit</w:t>
+              <w:t>Long tenure up to 30 years</w:t>
             </w:r>
           </w:p>
         </w:tc>
         <w:tc>
           <w:tcPr>
-            <w:tcW w:type="dxa" w:w="1680"/>
+            <w:tcW w:type="dxa" w:w="1440"/>
             <w:shd w:fill="F0FDFA"/>
           </w:tcPr>
           <w:p>
@@ -1463,13 +1531,13 @@
               <w:rPr>
                 <w:sz w:val="16"/>
               </w:rPr>
-              <w:t>Comprehensive balance sheet audit, internal control review, CARO reporting</w:t>
+              <w:t>Home purchase, BT + top-up, LAP up to ₹5 Cr</w:t>
             </w:r>
           </w:p>
         </w:tc>
         <w:tc>
           <w:tcPr>
-            <w:tcW w:type="dxa" w:w="1680"/>
+            <w:tcW w:type="dxa" w:w="1440"/>
             <w:shd w:fill="F0FDFA"/>
           </w:tcPr>
           <w:p>
@@ -1477,13 +1545,13 @@
               <w:rPr>
                 <w:sz w:val="16"/>
               </w:rPr>
-              <w:t>2 - 3 Weeks</w:t>
+              <w:t>As per underwriting</w:t>
             </w:r>
           </w:p>
         </w:tc>
         <w:tc>
           <w:tcPr>
-            <w:tcW w:type="dxa" w:w="1680"/>
+            <w:tcW w:type="dxa" w:w="1440"/>
             <w:shd w:fill="F0FDFA"/>
           </w:tcPr>
           <w:p>
@@ -1491,7 +1559,21 @@
               <w:rPr>
                 <w:sz w:val="16"/>
               </w:rPr>
-              <w:t>Private &amp; Public Companies</w:t>
+              <w:t>Salaried / Self-employed / Business</w:t>
+            </w:r>
+          </w:p>
+        </w:tc>
+        <w:tc>
+          <w:tcPr>
+            <w:tcW w:type="dxa" w:w="1440"/>
+            <w:shd w:fill="F0FDFA"/>
+          </w:tcPr>
+          <w:p>
+            <w:r>
+              <w:rPr>
+                <w:sz w:val="16"/>
+              </w:rPr>
+              <w:t>https://images.unsplash.com/photo-1560518883-ce09059eeffa?auto=format&amp;fit=crop&amp;w=800&amp;q=80</w:t>
             </w:r>
           </w:p>
         </w:tc>
@@ -1499,7 +1581,7 @@
       <w:tr>
         <w:tc>
           <w:tcPr>
-            <w:tcW w:type="dxa" w:w="1680"/>
+            <w:tcW w:type="dxa" w:w="1440"/>
             <w:shd w:fill="FEF3C7"/>
           </w:tcPr>
           <w:p>
@@ -1514,7 +1596,7 @@
         </w:tc>
         <w:tc>
           <w:tcPr>
-            <w:tcW w:type="dxa" w:w="1680"/>
+            <w:tcW w:type="dxa" w:w="1440"/>
             <w:shd w:fill="FEF3C7"/>
           </w:tcPr>
           <w:p>
@@ -1528,7 +1610,7 @@
         </w:tc>
         <w:tc>
           <w:tcPr>
-            <w:tcW w:type="dxa" w:w="1680"/>
+            <w:tcW w:type="dxa" w:w="1440"/>
             <w:shd w:fill="FEF3C7"/>
           </w:tcPr>
           <w:p>
@@ -1542,7 +1624,7 @@
         </w:tc>
         <w:tc>
           <w:tcPr>
-            <w:tcW w:type="dxa" w:w="1680"/>
+            <w:tcW w:type="dxa" w:w="1440"/>
             <w:shd w:fill="FEF3C7"/>
           </w:tcPr>
           <w:p>
@@ -1556,7 +1638,7 @@
         </w:tc>
         <w:tc>
           <w:tcPr>
-            <w:tcW w:type="dxa" w:w="1680"/>
+            <w:tcW w:type="dxa" w:w="1440"/>
             <w:shd w:fill="FEF3C7"/>
           </w:tcPr>
           <w:p>
@@ -1570,7 +1652,7 @@
         </w:tc>
         <w:tc>
           <w:tcPr>
-            <w:tcW w:type="dxa" w:w="1680"/>
+            <w:tcW w:type="dxa" w:w="1440"/>
             <w:shd w:fill="FEF3C7"/>
           </w:tcPr>
           <w:p>
@@ -1582,11 +1664,26 @@
             </w:r>
           </w:p>
         </w:tc>
+        <w:tc>
+          <w:tcPr>
+            <w:tcW w:type="dxa" w:w="1440"/>
+            <w:shd w:fill="FEF3C7"/>
+          </w:tcPr>
+          <w:p>
+            <w:r>
+              <w:rPr>
+                <w:i/>
+                <w:sz w:val="16"/>
+              </w:rPr>
+              <w:t>[Paste https image URL]</w:t>
+            </w:r>
+          </w:p>
+        </w:tc>
       </w:tr>
       <w:tr>
         <w:tc>
           <w:tcPr>
-            <w:tcW w:type="dxa" w:w="1680"/>
+            <w:tcW w:type="dxa" w:w="1440"/>
             <w:shd w:fill="FEF3C7"/>
           </w:tcPr>
           <w:p>
@@ -1601,7 +1698,7 @@
         </w:tc>
         <w:tc>
           <w:tcPr>
-            <w:tcW w:type="dxa" w:w="1680"/>
+            <w:tcW w:type="dxa" w:w="1440"/>
             <w:shd w:fill="FEF3C7"/>
           </w:tcPr>
           <w:p>
@@ -1615,7 +1712,7 @@
         </w:tc>
         <w:tc>
           <w:tcPr>
-            <w:tcW w:type="dxa" w:w="1680"/>
+            <w:tcW w:type="dxa" w:w="1440"/>
             <w:shd w:fill="FEF3C7"/>
           </w:tcPr>
           <w:p>
@@ -1629,7 +1726,7 @@
         </w:tc>
         <w:tc>
           <w:tcPr>
-            <w:tcW w:type="dxa" w:w="1680"/>
+            <w:tcW w:type="dxa" w:w="1440"/>
             <w:shd w:fill="FEF3C7"/>
           </w:tcPr>
           <w:p>
@@ -1643,7 +1740,7 @@
         </w:tc>
         <w:tc>
           <w:tcPr>
-            <w:tcW w:type="dxa" w:w="1680"/>
+            <w:tcW w:type="dxa" w:w="1440"/>
             <w:shd w:fill="FEF3C7"/>
           </w:tcPr>
           <w:p>
@@ -1657,7 +1754,7 @@
         </w:tc>
         <w:tc>
           <w:tcPr>
-            <w:tcW w:type="dxa" w:w="1680"/>
+            <w:tcW w:type="dxa" w:w="1440"/>
             <w:shd w:fill="FEF3C7"/>
           </w:tcPr>
           <w:p>
@@ -1669,8 +1766,212 @@
             </w:r>
           </w:p>
         </w:tc>
+        <w:tc>
+          <w:tcPr>
+            <w:tcW w:type="dxa" w:w="1440"/>
+            <w:shd w:fill="FEF3C7"/>
+          </w:tcPr>
+          <w:p>
+            <w:r>
+              <w:rPr>
+                <w:i/>
+                <w:sz w:val="16"/>
+              </w:rPr>
+              <w:t>[Paste https image URL]</w:t>
+            </w:r>
+          </w:p>
+        </w:tc>
       </w:tr>
     </w:tbl>
+    <w:p>
+      <w:pPr>
+        <w:pStyle w:val="Heading2"/>
+        <w:spacing w:before="160"/>
+      </w:pPr>
+      <w:r>
+        <w:t>Catalog images (embedded preview)</w:t>
+      </w:r>
+    </w:p>
+    <w:p>
+      <w:r>
+        <w:rPr>
+          <w:b/>
+          <w:sz w:val="16"/>
+        </w:rPr>
+        <w:t>Two-Wheeler Loan — https://images.unsplash.com/photo-1558981806-ec527fa84c39?auto=format&amp;fit=crop&amp;w=800&amp;q=80</w:t>
+      </w:r>
+    </w:p>
+    <w:p>
+      <w:r>
+        <w:drawing>
+          <wp:inline xmlns:a="http://schemas.openxmlformats.org/drawingml/2006/main" xmlns:pic="http://schemas.openxmlformats.org/drawingml/2006/picture">
+            <wp:extent cx="1828800" cy="1218438"/>
+            <wp:docPr id="1" name="Picture 1"/>
+            <wp:cNvGraphicFramePr>
+              <a:graphicFrameLocks noChangeAspect="1"/>
+            </wp:cNvGraphicFramePr>
+            <a:graphic>
+              <a:graphicData uri="http://schemas.openxmlformats.org/drawingml/2006/picture">
+                <pic:pic>
+                  <pic:nvPicPr>
+                    <pic:cNvPr id="0" name="ltf_twowheeler.jpg"/>
+                    <pic:cNvPicPr/>
+                  </pic:nvPicPr>
+                  <pic:blipFill>
+                    <a:blip r:embed="rId9"/>
+                    <a:stretch>
+                      <a:fillRect/>
+                    </a:stretch>
+                  </pic:blipFill>
+                  <pic:spPr>
+                    <a:xfrm>
+                      <a:off x="0" y="0"/>
+                      <a:ext cx="1828800" cy="1218438"/>
+                    </a:xfrm>
+                    <a:prstGeom prst="rect"/>
+                  </pic:spPr>
+                </pic:pic>
+              </a:graphicData>
+            </a:graphic>
+          </wp:inline>
+        </w:drawing>
+      </w:r>
+    </w:p>
+    <w:p>
+      <w:r>
+        <w:rPr>
+          <w:b/>
+          <w:sz w:val="16"/>
+        </w:rPr>
+        <w:t>Personal Loan — https://images.unsplash.com/photo-1450101499163-c8848c66ca85?auto=format&amp;fit=crop&amp;w=800&amp;q=80</w:t>
+      </w:r>
+    </w:p>
+    <w:p>
+      <w:r>
+        <w:drawing>
+          <wp:inline xmlns:a="http://schemas.openxmlformats.org/drawingml/2006/main" xmlns:pic="http://schemas.openxmlformats.org/drawingml/2006/picture">
+            <wp:extent cx="1828800" cy="1220724"/>
+            <wp:docPr id="2" name="Picture 2"/>
+            <wp:cNvGraphicFramePr>
+              <a:graphicFrameLocks noChangeAspect="1"/>
+            </wp:cNvGraphicFramePr>
+            <a:graphic>
+              <a:graphicData uri="http://schemas.openxmlformats.org/drawingml/2006/picture">
+                <pic:pic>
+                  <pic:nvPicPr>
+                    <pic:cNvPr id="0" name="ltf_personal.jpg"/>
+                    <pic:cNvPicPr/>
+                  </pic:nvPicPr>
+                  <pic:blipFill>
+                    <a:blip r:embed="rId10"/>
+                    <a:stretch>
+                      <a:fillRect/>
+                    </a:stretch>
+                  </pic:blipFill>
+                  <pic:spPr>
+                    <a:xfrm>
+                      <a:off x="0" y="0"/>
+                      <a:ext cx="1828800" cy="1220724"/>
+                    </a:xfrm>
+                    <a:prstGeom prst="rect"/>
+                  </pic:spPr>
+                </pic:pic>
+              </a:graphicData>
+            </a:graphic>
+          </wp:inline>
+        </w:drawing>
+      </w:r>
+    </w:p>
+    <w:p>
+      <w:r>
+        <w:rPr>
+          <w:b/>
+          <w:sz w:val="16"/>
+        </w:rPr>
+        <w:t>Gold Loan — https://images.unsplash.com/photo-1610375461246-83df859d849d?auto=format&amp;fit=crop&amp;w=800&amp;q=80</w:t>
+      </w:r>
+    </w:p>
+    <w:p>
+      <w:r>
+        <w:drawing>
+          <wp:inline xmlns:a="http://schemas.openxmlformats.org/drawingml/2006/main" xmlns:pic="http://schemas.openxmlformats.org/drawingml/2006/picture">
+            <wp:extent cx="1828800" cy="1218438"/>
+            <wp:docPr id="3" name="Picture 3"/>
+            <wp:cNvGraphicFramePr>
+              <a:graphicFrameLocks noChangeAspect="1"/>
+            </wp:cNvGraphicFramePr>
+            <a:graphic>
+              <a:graphicData uri="http://schemas.openxmlformats.org/drawingml/2006/picture">
+                <pic:pic>
+                  <pic:nvPicPr>
+                    <pic:cNvPr id="0" name="ltf_gold.jpg"/>
+                    <pic:cNvPicPr/>
+                  </pic:nvPicPr>
+                  <pic:blipFill>
+                    <a:blip r:embed="rId11"/>
+                    <a:stretch>
+                      <a:fillRect/>
+                    </a:stretch>
+                  </pic:blipFill>
+                  <pic:spPr>
+                    <a:xfrm>
+                      <a:off x="0" y="0"/>
+                      <a:ext cx="1828800" cy="1218438"/>
+                    </a:xfrm>
+                    <a:prstGeom prst="rect"/>
+                  </pic:spPr>
+                </pic:pic>
+              </a:graphicData>
+            </a:graphic>
+          </wp:inline>
+        </w:drawing>
+      </w:r>
+    </w:p>
+    <w:p>
+      <w:r>
+        <w:rPr>
+          <w:b/>
+          <w:sz w:val="16"/>
+        </w:rPr>
+        <w:t>Home Loan / LAP — https://images.unsplash.com/photo-1560518883-ce09059eeffa?auto=format&amp;fit=crop&amp;w=800&amp;q=80</w:t>
+      </w:r>
+    </w:p>
+    <w:p>
+      <w:r>
+        <w:drawing>
+          <wp:inline xmlns:a="http://schemas.openxmlformats.org/drawingml/2006/main" xmlns:pic="http://schemas.openxmlformats.org/drawingml/2006/picture">
+            <wp:extent cx="1828800" cy="1373886"/>
+            <wp:docPr id="4" name="Picture 4"/>
+            <wp:cNvGraphicFramePr>
+              <a:graphicFrameLocks noChangeAspect="1"/>
+            </wp:cNvGraphicFramePr>
+            <a:graphic>
+              <a:graphicData uri="http://schemas.openxmlformats.org/drawingml/2006/picture">
+                <pic:pic>
+                  <pic:nvPicPr>
+                    <pic:cNvPr id="0" name="ltf_home.jpg"/>
+                    <pic:cNvPicPr/>
+                  </pic:nvPicPr>
+                  <pic:blipFill>
+                    <a:blip r:embed="rId12"/>
+                    <a:stretch>
+                      <a:fillRect/>
+                    </a:stretch>
+                  </pic:blipFill>
+                  <pic:spPr>
+                    <a:xfrm>
+                      <a:off x="0" y="0"/>
+                      <a:ext cx="1828800" cy="1373886"/>
+                    </a:xfrm>
+                    <a:prstGeom prst="rect"/>
+                  </pic:spPr>
+                </pic:pic>
+              </a:graphicData>
+            </a:graphic>
+          </wp:inline>
+        </w:drawing>
+      </w:r>
+    </w:p>
     <w:p>
       <w:pPr>
         <w:spacing w:after="200"/>
@@ -1766,7 +2067,7 @@
                 <w:b/>
                 <w:sz w:val="17"/>
               </w:rPr>
-              <w:t>What documents do I need to share for Income Tax Filing?</w:t>
+              <w:t>How do I apply for a two-wheeler loan?</w:t>
             </w:r>
           </w:p>
         </w:tc>
@@ -1780,7 +2081,7 @@
               <w:rPr>
                 <w:sz w:val="17"/>
               </w:rPr>
-              <w:t>Form 16, Form 26AS, AIS/TIS summary, bank interest statements, and investment proofs.</w:t>
+              <w:t>Apply at a partner dealership or via the PLANET app/website. Instant in-principle approval is available on eligible profiles.</w:t>
             </w:r>
           </w:p>
         </w:tc>
@@ -1794,7 +2095,7 @@
               <w:rPr>
                 <w:sz w:val="17"/>
               </w:rPr>
-              <w:t>ITR Documents</w:t>
+              <w:t>Two-Wheeler</w:t>
             </w:r>
           </w:p>
         </w:tc>
@@ -1811,7 +2112,7 @@
                 <w:b/>
                 <w:sz w:val="17"/>
               </w:rPr>
-              <w:t>How do you ensure data confidentiality?</w:t>
+              <w:t>What is the personal loan amount range?</w:t>
             </w:r>
           </w:p>
         </w:tc>
@@ -1825,7 +2126,7 @@
               <w:rPr>
                 <w:sz w:val="17"/>
               </w:rPr>
-              <w:t>All financial statements are encrypted with AES-256 and protected by non-disclosure agreements.</w:t>
+              <w:t>Typically ₹50,000 to ₹15 Lakhs (higher pre-approved offers may show in-app). Tenure usually 12–60 months.</w:t>
             </w:r>
           </w:p>
         </w:tc>
@@ -1839,7 +2140,7 @@
               <w:rPr>
                 <w:sz w:val="17"/>
               </w:rPr>
-              <w:t>Confidentiality</w:t>
+              <w:t>Personal Loan</w:t>
             </w:r>
           </w:p>
         </w:tc>
@@ -1856,7 +2157,7 @@
                 <w:b/>
                 <w:sz w:val="17"/>
               </w:rPr>
-              <w:t>Do you handle GST notices and scrutiny assessments?</w:t>
+              <w:t>Do you finance electric two-wheelers?</w:t>
             </w:r>
           </w:p>
         </w:tc>
@@ -1870,7 +2171,7 @@
               <w:rPr>
                 <w:sz w:val="17"/>
               </w:rPr>
-              <w:t>Yes, our team drafts legal responses and represents clients before tax authorities.</w:t>
+              <w:t>Yes — EV scooters and bikes are covered under two-wheeler finance on select models and partner dealers.</w:t>
             </w:r>
           </w:p>
         </w:tc>
@@ -1884,7 +2185,7 @@
               <w:rPr>
                 <w:sz w:val="17"/>
               </w:rPr>
-              <w:t>Notices &amp; Scrutiny</w:t>
+              <w:t>Two-Wheeler</w:t>
             </w:r>
           </w:p>
         </w:tc>
@@ -1901,7 +2202,7 @@
                 <w:b/>
                 <w:sz w:val="17"/>
               </w:rPr>
-              <w:t>Can you manage multi-state GST registrations?</w:t>
+              <w:t>What documents are needed for a personal loan?</w:t>
             </w:r>
           </w:p>
         </w:tc>
@@ -1915,7 +2216,7 @@
               <w:rPr>
                 <w:sz w:val="17"/>
               </w:rPr>
-              <w:t>Yes, we handle pan-India GST registrations, compliance, and input credit optimization across all states.</w:t>
+              <w:t>KYC (Aadhaar/PAN), income proofs (salary slips/ITR), and bank statements. Exact list depends on profile.</w:t>
             </w:r>
           </w:p>
         </w:tc>
@@ -1929,7 +2230,457 @@
               <w:rPr>
                 <w:sz w:val="17"/>
               </w:rPr>
-              <w:t>Multi-State GST</w:t>
+              <w:t>Documents</w:t>
+            </w:r>
+          </w:p>
+        </w:tc>
+      </w:tr>
+      <w:tr>
+        <w:tc>
+          <w:tcPr>
+            <w:tcW w:type="dxa" w:w="3360"/>
+            <w:shd w:fill="FFFFFF"/>
+          </w:tcPr>
+          <w:p>
+            <w:r>
+              <w:rPr>
+                <w:b/>
+                <w:sz w:val="17"/>
+              </w:rPr>
+              <w:t>How fast is disbursal after approval?</w:t>
+            </w:r>
+          </w:p>
+        </w:tc>
+        <w:tc>
+          <w:tcPr>
+            <w:tcW w:type="dxa" w:w="3360"/>
+            <w:shd w:fill="FFFFFF"/>
+          </w:tcPr>
+          <w:p>
+            <w:r>
+              <w:rPr>
+                <w:sz w:val="17"/>
+              </w:rPr>
+              <w:t>Personal loans are often credited within about 24 hours after digital verification. Dealer loans follow dealership timelines.</w:t>
+            </w:r>
+          </w:p>
+        </w:tc>
+        <w:tc>
+          <w:tcPr>
+            <w:tcW w:type="dxa" w:w="3360"/>
+            <w:shd w:fill="FFFFFF"/>
+          </w:tcPr>
+          <w:p>
+            <w:r>
+              <w:rPr>
+                <w:sz w:val="17"/>
+              </w:rPr>
+              <w:t>Disbursal</w:t>
+            </w:r>
+          </w:p>
+        </w:tc>
+      </w:tr>
+      <w:tr>
+        <w:tc>
+          <w:tcPr>
+            <w:tcW w:type="dxa" w:w="3360"/>
+            <w:shd w:fill="EEF2FF"/>
+          </w:tcPr>
+          <w:p>
+            <w:r>
+              <w:rPr>
+                <w:b/>
+                <w:sz w:val="17"/>
+              </w:rPr>
+              <w:t>What gold purity is accepted for gold loans?</w:t>
+            </w:r>
+          </w:p>
+        </w:tc>
+        <w:tc>
+          <w:tcPr>
+            <w:tcW w:type="dxa" w:w="3360"/>
+            <w:shd w:fill="EEF2FF"/>
+          </w:tcPr>
+          <w:p>
+            <w:r>
+              <w:rPr>
+                <w:sz w:val="17"/>
+              </w:rPr>
+              <w:t>Typically 18–22 karat household jewellery within RBI LTV norms. Valuation is done at the branch/partner location.</w:t>
+            </w:r>
+          </w:p>
+        </w:tc>
+        <w:tc>
+          <w:tcPr>
+            <w:tcW w:type="dxa" w:w="3360"/>
+            <w:shd w:fill="EEF2FF"/>
+          </w:tcPr>
+          <w:p>
+            <w:r>
+              <w:rPr>
+                <w:sz w:val="17"/>
+              </w:rPr>
+              <w:t>Gold Loan</w:t>
+            </w:r>
+          </w:p>
+        </w:tc>
+      </w:tr>
+      <w:tr>
+        <w:tc>
+          <w:tcPr>
+            <w:tcW w:type="dxa" w:w="3360"/>
+            <w:shd w:fill="FFFFFF"/>
+          </w:tcPr>
+          <w:p>
+            <w:r>
+              <w:rPr>
+                <w:b/>
+                <w:sz w:val="17"/>
+              </w:rPr>
+              <w:t>Can I get a loan against property (LAP)?</w:t>
+            </w:r>
+          </w:p>
+        </w:tc>
+        <w:tc>
+          <w:tcPr>
+            <w:tcW w:type="dxa" w:w="3360"/>
+            <w:shd w:fill="FFFFFF"/>
+          </w:tcPr>
+          <w:p>
+            <w:r>
+              <w:rPr>
+                <w:sz w:val="17"/>
+              </w:rPr>
+              <w:t>Yes — LAP is available on eligible residential/commercial property for business or liquidity needs, subject to underwriting.</w:t>
+            </w:r>
+          </w:p>
+        </w:tc>
+        <w:tc>
+          <w:tcPr>
+            <w:tcW w:type="dxa" w:w="3360"/>
+            <w:shd w:fill="FFFFFF"/>
+          </w:tcPr>
+          <w:p>
+            <w:r>
+              <w:rPr>
+                <w:sz w:val="17"/>
+              </w:rPr>
+              <w:t>LAP</w:t>
+            </w:r>
+          </w:p>
+        </w:tc>
+      </w:tr>
+      <w:tr>
+        <w:tc>
+          <w:tcPr>
+            <w:tcW w:type="dxa" w:w="3360"/>
+            <w:shd w:fill="EEF2FF"/>
+          </w:tcPr>
+          <w:p>
+            <w:r>
+              <w:rPr>
+                <w:b/>
+                <w:sz w:val="17"/>
+              </w:rPr>
+              <w:t>Are interest rates guaranteed in chat?</w:t>
+            </w:r>
+          </w:p>
+        </w:tc>
+        <w:tc>
+          <w:tcPr>
+            <w:tcW w:type="dxa" w:w="3360"/>
+            <w:shd w:fill="EEF2FF"/>
+          </w:tcPr>
+          <w:p>
+            <w:r>
+              <w:rPr>
+                <w:sz w:val="17"/>
+              </w:rPr>
+              <w:t>No. Published rates are indicative. Final rate depends on credit assessment and product scheme at sanction.</w:t>
+            </w:r>
+          </w:p>
+        </w:tc>
+        <w:tc>
+          <w:tcPr>
+            <w:tcW w:type="dxa" w:w="3360"/>
+            <w:shd w:fill="EEF2FF"/>
+          </w:tcPr>
+          <w:p>
+            <w:r>
+              <w:rPr>
+                <w:sz w:val="17"/>
+              </w:rPr>
+              <w:t>Rates</w:t>
+            </w:r>
+          </w:p>
+        </w:tc>
+      </w:tr>
+      <w:tr>
+        <w:tc>
+          <w:tcPr>
+            <w:tcW w:type="dxa" w:w="3360"/>
+            <w:shd w:fill="FFFFFF"/>
+          </w:tcPr>
+          <w:p>
+            <w:r>
+              <w:rPr>
+                <w:b/>
+                <w:sz w:val="17"/>
+              </w:rPr>
+              <w:t>How do I raise a grievance?</w:t>
+            </w:r>
+          </w:p>
+        </w:tc>
+        <w:tc>
+          <w:tcPr>
+            <w:tcW w:type="dxa" w:w="3360"/>
+            <w:shd w:fill="FFFFFF"/>
+          </w:tcPr>
+          <w:p>
+            <w:r>
+              <w:rPr>
+                <w:sz w:val="17"/>
+              </w:rPr>
+              <w:t>Use Raise Complaint in the menu or call customer care. Escalations follow the published grievance redressal process.</w:t>
+            </w:r>
+          </w:p>
+        </w:tc>
+        <w:tc>
+          <w:tcPr>
+            <w:tcW w:type="dxa" w:w="3360"/>
+            <w:shd w:fill="FFFFFF"/>
+          </w:tcPr>
+          <w:p>
+            <w:r>
+              <w:rPr>
+                <w:sz w:val="17"/>
+              </w:rPr>
+              <w:t>Support</w:t>
+            </w:r>
+          </w:p>
+        </w:tc>
+      </w:tr>
+      <w:tr>
+        <w:tc>
+          <w:tcPr>
+            <w:tcW w:type="dxa" w:w="3360"/>
+            <w:shd w:fill="EEF2FF"/>
+          </w:tcPr>
+          <w:p>
+            <w:r>
+              <w:rPr>
+                <w:b/>
+                <w:sz w:val="17"/>
+              </w:rPr>
+              <w:t>Will the bot ever ask for OTP or MPIN?</w:t>
+            </w:r>
+          </w:p>
+        </w:tc>
+        <w:tc>
+          <w:tcPr>
+            <w:tcW w:type="dxa" w:w="3360"/>
+            <w:shd w:fill="EEF2FF"/>
+          </w:tcPr>
+          <w:p>
+            <w:r>
+              <w:rPr>
+                <w:sz w:val="17"/>
+              </w:rPr>
+              <w:t>Never. Do not share OTP, MPIN, CVV, or passwords on chat. Report anyone asking for them immediately.</w:t>
+            </w:r>
+          </w:p>
+        </w:tc>
+        <w:tc>
+          <w:tcPr>
+            <w:tcW w:type="dxa" w:w="3360"/>
+            <w:shd w:fill="EEF2FF"/>
+          </w:tcPr>
+          <w:p>
+            <w:r>
+              <w:rPr>
+                <w:sz w:val="17"/>
+              </w:rPr>
+              <w:t>Security</w:t>
+            </w:r>
+          </w:p>
+        </w:tc>
+      </w:tr>
+      <w:tr>
+        <w:tc>
+          <w:tcPr>
+            <w:tcW w:type="dxa" w:w="3360"/>
+            <w:shd w:fill="FFFFFF"/>
+          </w:tcPr>
+          <w:p>
+            <w:r>
+              <w:rPr>
+                <w:b/>
+                <w:sz w:val="17"/>
+              </w:rPr>
+              <w:t>Is balance transfer available on home loans?</w:t>
+            </w:r>
+          </w:p>
+        </w:tc>
+        <w:tc>
+          <w:tcPr>
+            <w:tcW w:type="dxa" w:w="3360"/>
+            <w:shd w:fill="FFFFFF"/>
+          </w:tcPr>
+          <w:p>
+            <w:r>
+              <w:rPr>
+                <w:sz w:val="17"/>
+              </w:rPr>
+              <w:t>Yes — housing finance supports balance transfer with optional top-up subject to eligibility.</w:t>
+            </w:r>
+          </w:p>
+        </w:tc>
+        <w:tc>
+          <w:tcPr>
+            <w:tcW w:type="dxa" w:w="3360"/>
+            <w:shd w:fill="FFFFFF"/>
+          </w:tcPr>
+          <w:p>
+            <w:r>
+              <w:rPr>
+                <w:sz w:val="17"/>
+              </w:rPr>
+              <w:t>Home Loan</w:t>
+            </w:r>
+          </w:p>
+        </w:tc>
+      </w:tr>
+      <w:tr>
+        <w:tc>
+          <w:tcPr>
+            <w:tcW w:type="dxa" w:w="3360"/>
+            <w:shd w:fill="EEF2FF"/>
+          </w:tcPr>
+          <w:p>
+            <w:r>
+              <w:rPr>
+                <w:b/>
+                <w:sz w:val="17"/>
+              </w:rPr>
+              <w:t>What is the tenure for two-wheeler loans?</w:t>
+            </w:r>
+          </w:p>
+        </w:tc>
+        <w:tc>
+          <w:tcPr>
+            <w:tcW w:type="dxa" w:w="3360"/>
+            <w:shd w:fill="EEF2FF"/>
+          </w:tcPr>
+          <w:p>
+            <w:r>
+              <w:rPr>
+                <w:sz w:val="17"/>
+              </w:rPr>
+              <w:t>Usually 12–48 months; premium bikes may go up to 60 months depending on scheme.</w:t>
+            </w:r>
+          </w:p>
+        </w:tc>
+        <w:tc>
+          <w:tcPr>
+            <w:tcW w:type="dxa" w:w="3360"/>
+            <w:shd w:fill="EEF2FF"/>
+          </w:tcPr>
+          <w:p>
+            <w:r>
+              <w:rPr>
+                <w:sz w:val="17"/>
+              </w:rPr>
+              <w:t>Two-Wheeler</w:t>
+            </w:r>
+          </w:p>
+        </w:tc>
+      </w:tr>
+      <w:tr>
+        <w:tc>
+          <w:tcPr>
+            <w:tcW w:type="dxa" w:w="3360"/>
+            <w:shd w:fill="FFFFFF"/>
+          </w:tcPr>
+          <w:p>
+            <w:r>
+              <w:rPr>
+                <w:b/>
+                <w:sz w:val="17"/>
+              </w:rPr>
+              <w:t>Can women borrowers get special concessions?</w:t>
+            </w:r>
+          </w:p>
+        </w:tc>
+        <w:tc>
+          <w:tcPr>
+            <w:tcW w:type="dxa" w:w="3360"/>
+            <w:shd w:fill="FFFFFF"/>
+          </w:tcPr>
+          <w:p>
+            <w:r>
+              <w:rPr>
+                <w:sz w:val="17"/>
+              </w:rPr>
+              <w:t>Select two-wheeler schemes offer concessions for female co-borrowers — ask for the current scheme sheet.</w:t>
+            </w:r>
+          </w:p>
+        </w:tc>
+        <w:tc>
+          <w:tcPr>
+            <w:tcW w:type="dxa" w:w="3360"/>
+            <w:shd w:fill="FFFFFF"/>
+          </w:tcPr>
+          <w:p>
+            <w:r>
+              <w:rPr>
+                <w:sz w:val="17"/>
+              </w:rPr>
+              <w:t>Offers</w:t>
+            </w:r>
+          </w:p>
+        </w:tc>
+      </w:tr>
+      <w:tr>
+        <w:tc>
+          <w:tcPr>
+            <w:tcW w:type="dxa" w:w="3360"/>
+            <w:shd w:fill="EEF2FF"/>
+          </w:tcPr>
+          <w:p>
+            <w:r>
+              <w:rPr>
+                <w:b/>
+                <w:sz w:val="17"/>
+              </w:rPr>
+              <w:t>How do I check loan eligibility?</w:t>
+            </w:r>
+          </w:p>
+        </w:tc>
+        <w:tc>
+          <w:tcPr>
+            <w:tcW w:type="dxa" w:w="3360"/>
+            <w:shd w:fill="EEF2FF"/>
+          </w:tcPr>
+          <w:p>
+            <w:r>
+              <w:rPr>
+                <w:sz w:val="17"/>
+              </w:rPr>
+              <w:t>Use Check Eligibility / Apply Now and share basic income and city details. Final sanction is always after underwriting.</w:t>
+            </w:r>
+          </w:p>
+        </w:tc>
+        <w:tc>
+          <w:tcPr>
+            <w:tcW w:type="dxa" w:w="3360"/>
+            <w:shd w:fill="EEF2FF"/>
+          </w:tcPr>
+          <w:p>
+            <w:r>
+              <w:rPr>
+                <w:sz w:val="17"/>
+              </w:rPr>
+              <w:t>Eligibility</w:t>
             </w:r>
           </w:p>
         </w:tc>
@@ -2020,6 +2771,238 @@
                 <w:i/>
                 <w:sz w:val="17"/>
               </w:rPr>
+            </w:r>
+          </w:p>
+        </w:tc>
+      </w:tr>
+    </w:tbl>
+    <w:p>
+      <w:r>
+        <w:rPr>
+          <w:i/>
+          <w:sz w:val="17"/>
+        </w:rPr>
+        <w:t>Knowledge Base Articles — longer policy / how-to pages indexed for chatbot retrieval (keep the Title / Category / Article Content columns).</w:t>
+      </w:r>
+    </w:p>
+    <w:tbl>
+      <w:tblPr>
+        <w:tblW w:type="auto" w:w="0"/>
+        <w:jc w:val="center"/>
+        <w:tblLook w:firstColumn="1" w:firstRow="1" w:lastColumn="0" w:lastRow="0" w:noHBand="0" w:noVBand="1" w:val="04A0"/>
+        <w:tblBorders>
+          <w:top w:val="single" w:sz="4" w:space="0" w:color="D3D3D3"/>
+          <w:bottom w:val="single" w:sz="4" w:space="0" w:color="D3D3D3"/>
+          <w:left w:val="none"/>
+          <w:right w:val="none"/>
+          <w:insideH w:val="single" w:sz="4" w:space="0" w:color="D3D3D3"/>
+          <w:insideV w:val="none"/>
+        </w:tblBorders>
+      </w:tblPr>
+      <w:tblGrid>
+        <w:gridCol w:w="3360"/>
+        <w:gridCol w:w="3360"/>
+        <w:gridCol w:w="3360"/>
+      </w:tblGrid>
+      <w:tr>
+        <w:tc>
+          <w:tcPr>
+            <w:tcW w:type="dxa" w:w="3360"/>
+            <w:shd w:fill="312E81"/>
+          </w:tcPr>
+          <w:p>
+            <w:r>
+              <w:rPr>
+                <w:b/>
+                <w:color w:val="FFFFFF"/>
+                <w:sz w:val="18"/>
+              </w:rPr>
+              <w:t>Knowledge Article Title</w:t>
+            </w:r>
+          </w:p>
+        </w:tc>
+        <w:tc>
+          <w:tcPr>
+            <w:tcW w:type="dxa" w:w="3360"/>
+            <w:shd w:fill="312E81"/>
+          </w:tcPr>
+          <w:p>
+            <w:r>
+              <w:rPr>
+                <w:b/>
+                <w:color w:val="FFFFFF"/>
+                <w:sz w:val="18"/>
+              </w:rPr>
+              <w:t>Category</w:t>
+            </w:r>
+          </w:p>
+        </w:tc>
+        <w:tc>
+          <w:tcPr>
+            <w:tcW w:type="dxa" w:w="3360"/>
+            <w:shd w:fill="312E81"/>
+          </w:tcPr>
+          <w:p>
+            <w:r>
+              <w:rPr>
+                <w:b/>
+                <w:color w:val="FFFFFF"/>
+                <w:sz w:val="18"/>
+              </w:rPr>
+              <w:t>Article Content</w:t>
+            </w:r>
+          </w:p>
+        </w:tc>
+      </w:tr>
+      <w:tr>
+        <w:tc>
+          <w:tcPr>
+            <w:tcW w:type="dxa" w:w="3360"/>
+            <w:shd w:fill="FFFFFF"/>
+          </w:tcPr>
+          <w:p>
+            <w:r>
+              <w:rPr>
+                <w:b/>
+                <w:sz w:val="16"/>
+              </w:rPr>
+              <w:t>ITR Filing Document Checklist &amp; Timeline</w:t>
+            </w:r>
+          </w:p>
+        </w:tc>
+        <w:tc>
+          <w:tcPr>
+            <w:tcW w:type="dxa" w:w="3360"/>
+            <w:shd w:fill="FFFFFF"/>
+          </w:tcPr>
+          <w:p>
+            <w:r>
+              <w:rPr>
+                <w:sz w:val="16"/>
+              </w:rPr>
+              <w:t>ITR</w:t>
+            </w:r>
+          </w:p>
+        </w:tc>
+        <w:tc>
+          <w:tcPr>
+            <w:tcW w:type="dxa" w:w="3360"/>
+            <w:shd w:fill="FFFFFF"/>
+          </w:tcPr>
+          <w:p>
+            <w:r>
+              <w:rPr>
+                <w:sz w:val="16"/>
+              </w:rPr>
+              <w:t># ITR Prep</w:t>
+              <w:br/>
+              <w:br/>
+              <w:t>Share Form 16, 26AS, AIS/TIS, interest certificates, capital-gains reports, and Chapter VI-A proofs. Salaried returns usually complete in 2–4 business days after docs are complete.</w:t>
+              <w:br/>
+              <w:br/>
+              <w:t>NRI and capital-gains heavy returns need extra schedules — flag them early in the engagement.</w:t>
+            </w:r>
+          </w:p>
+        </w:tc>
+      </w:tr>
+      <w:tr>
+        <w:tc>
+          <w:tcPr>
+            <w:tcW w:type="dxa" w:w="3360"/>
+            <w:shd w:fill="E0E7FF"/>
+          </w:tcPr>
+          <w:p>
+            <w:r>
+              <w:rPr>
+                <w:b/>
+                <w:sz w:val="16"/>
+              </w:rPr>
+              <w:t>GST Compliance, Notices &amp; Multi-State Ops</w:t>
+            </w:r>
+          </w:p>
+        </w:tc>
+        <w:tc>
+          <w:tcPr>
+            <w:tcW w:type="dxa" w:w="3360"/>
+            <w:shd w:fill="E0E7FF"/>
+          </w:tcPr>
+          <w:p>
+            <w:r>
+              <w:rPr>
+                <w:sz w:val="16"/>
+              </w:rPr>
+              <w:t>GST</w:t>
+            </w:r>
+          </w:p>
+        </w:tc>
+        <w:tc>
+          <w:tcPr>
+            <w:tcW w:type="dxa" w:w="3360"/>
+            <w:shd w:fill="E0E7FF"/>
+          </w:tcPr>
+          <w:p>
+            <w:r>
+              <w:rPr>
+                <w:sz w:val="16"/>
+              </w:rPr>
+              <w:t># GST Operations</w:t>
+              <w:br/>
+              <w:br/>
+              <w:t>Monthly retainers cover GSTR-1/3B, ITC reconciliation, and notice responses. Multi-state registrations and filings are supported for pan-India businesses.</w:t>
+              <w:br/>
+              <w:br/>
+              <w:t>Clients must share purchase/sales data on the agreed cutoff to avoid late fees.</w:t>
+            </w:r>
+          </w:p>
+        </w:tc>
+      </w:tr>
+      <w:tr>
+        <w:tc>
+          <w:tcPr>
+            <w:tcW w:type="dxa" w:w="3360"/>
+            <w:shd w:fill="FFFFFF"/>
+          </w:tcPr>
+          <w:p>
+            <w:r>
+              <w:rPr>
+                <w:b/>
+                <w:sz w:val="16"/>
+              </w:rPr>
+              <w:t>Virtual CFO, Audit &amp; Data Security Practices</w:t>
+            </w:r>
+          </w:p>
+        </w:tc>
+        <w:tc>
+          <w:tcPr>
+            <w:tcW w:type="dxa" w:w="3360"/>
+            <w:shd w:fill="FFFFFF"/>
+          </w:tcPr>
+          <w:p>
+            <w:r>
+              <w:rPr>
+                <w:sz w:val="16"/>
+              </w:rPr>
+              <w:t>Advisory</w:t>
+            </w:r>
+          </w:p>
+        </w:tc>
+        <w:tc>
+          <w:tcPr>
+            <w:tcW w:type="dxa" w:w="3360"/>
+            <w:shd w:fill="FFFFFF"/>
+          </w:tcPr>
+          <w:p>
+            <w:r>
+              <w:rPr>
+                <w:sz w:val="16"/>
+              </w:rPr>
+              <w:t># Advisory &amp; Security</w:t>
+              <w:br/>
+              <w:br/>
+              <w:t>Virtual CFO retainers include MIS, cash-flow visibility, and board summaries as scoped. Statutory/internal audits are scheduled with clear PBC lists.</w:t>
+              <w:br/>
+              <w:br/>
+              <w:t>Documents should be uploaded via secure links only. All engagements are under NDA with encrypted storage.</w:t>
             </w:r>
           </w:p>
         </w:tc>
@@ -2148,7 +3131,7 @@
               <w:rPr>
                 <w:sz w:val="17"/>
               </w:rPr>
-              <w:t>Welcome to Northwind Financial Advisors! How can I assist you today?</w:t>
+              <w:t>Welcome to L&amp;T Finance Limited! How can I assist you today?</w:t>
             </w:r>
           </w:p>
         </w:tc>

--- a/backend/static/templates/onboarding/finance_onboarding_kit.docx
+++ b/backend/static/templates/onboarding/finance_onboarding_kit.docx
@@ -3019,6 +3019,230 @@
         <w:spacing w:before="280" w:after="80"/>
       </w:pPr>
       <w:r>
+        <w:t>[SECTION: INFO PAGES]</w:t>
+      </w:r>
+    </w:p>
+    <w:p>
+      <w:r>
+        <w:rPr>
+          <w:i/>
+          <w:sz w:val="17"/>
+        </w:rPr>
+        <w:t>These answers populate the Technologies / Projects / Careers / Benefits console pages (and matching WhatsApp intents). Keep Page Name exactly as shown.</w:t>
+      </w:r>
+    </w:p>
+    <w:tbl>
+      <w:tblPr>
+        <w:tblW w:type="auto" w:w="0"/>
+        <w:jc w:val="center"/>
+        <w:tblLook w:firstColumn="1" w:firstRow="1" w:lastColumn="0" w:lastRow="0" w:noHBand="0" w:noVBand="1" w:val="04A0"/>
+        <w:tblBorders>
+          <w:top w:val="single" w:sz="4" w:space="0" w:color="D3D3D3"/>
+          <w:bottom w:val="single" w:sz="4" w:space="0" w:color="D3D3D3"/>
+          <w:left w:val="none"/>
+          <w:right w:val="none"/>
+          <w:insideH w:val="single" w:sz="4" w:space="0" w:color="D3D3D3"/>
+          <w:insideV w:val="none"/>
+        </w:tblBorders>
+      </w:tblPr>
+      <w:tblGrid>
+        <w:gridCol w:w="5040"/>
+        <w:gridCol w:w="5040"/>
+      </w:tblGrid>
+      <w:tr>
+        <w:tc>
+          <w:tcPr>
+            <w:tcW w:type="dxa" w:w="5040"/>
+            <w:shd w:fill="6D28D9"/>
+          </w:tcPr>
+          <w:p>
+            <w:r>
+              <w:rPr>
+                <w:b/>
+                <w:color w:val="FFFFFF"/>
+                <w:sz w:val="18"/>
+              </w:rPr>
+              <w:t>Page Name (intent)</w:t>
+            </w:r>
+          </w:p>
+        </w:tc>
+        <w:tc>
+          <w:tcPr>
+            <w:tcW w:type="dxa" w:w="5040"/>
+            <w:shd w:fill="6D28D9"/>
+          </w:tcPr>
+          <w:p>
+            <w:r>
+              <w:rPr>
+                <w:b/>
+                <w:color w:val="FFFFFF"/>
+                <w:sz w:val="18"/>
+              </w:rPr>
+              <w:t>Bot Answer Content</w:t>
+            </w:r>
+          </w:p>
+        </w:tc>
+      </w:tr>
+      <w:tr>
+        <w:tc>
+          <w:tcPr>
+            <w:tcW w:type="dxa" w:w="5040"/>
+            <w:shd w:fill="FFFFFF"/>
+          </w:tcPr>
+          <w:p>
+            <w:r>
+              <w:rPr>
+                <w:b/>
+                <w:sz w:val="16"/>
+              </w:rPr>
+              <w:t>technologies</w:t>
+            </w:r>
+          </w:p>
+        </w:tc>
+        <w:tc>
+          <w:tcPr>
+            <w:tcW w:type="dxa" w:w="5040"/>
+            <w:shd w:fill="FFFFFF"/>
+          </w:tcPr>
+          <w:p>
+            <w:r>
+              <w:rPr>
+                <w:sz w:val="16"/>
+              </w:rPr>
+              <w:t>• How we process loans digitally:</w:t>
+              <w:br/>
+              <w:t>• PLANET app / web journeys with e-KYC</w:t>
+              <w:br/>
+              <w:t>• Dealer-point two-wheeler financing</w:t>
+              <w:br/>
+              <w:t>• Secure document vaulting for gold loans</w:t>
+              <w:br/>
+              <w:t>• We never ask for OTP or MPIN on WhatsApp.</w:t>
+            </w:r>
+          </w:p>
+        </w:tc>
+      </w:tr>
+      <w:tr>
+        <w:tc>
+          <w:tcPr>
+            <w:tcW w:type="dxa" w:w="5040"/>
+            <w:shd w:fill="F5F3FF"/>
+          </w:tcPr>
+          <w:p>
+            <w:r>
+              <w:rPr>
+                <w:b/>
+                <w:sz w:val="16"/>
+              </w:rPr>
+              <w:t>projects</w:t>
+            </w:r>
+          </w:p>
+        </w:tc>
+        <w:tc>
+          <w:tcPr>
+            <w:tcW w:type="dxa" w:w="5040"/>
+            <w:shd w:fill="F5F3FF"/>
+          </w:tcPr>
+          <w:p>
+            <w:r>
+              <w:rPr>
+                <w:sz w:val="16"/>
+              </w:rPr>
+              <w:t>• Lending programs:</w:t>
+              <w:br/>
+              <w:t>• Two-wheeler, personal, gold, home/LAP and SME finance</w:t>
+              <w:br/>
+              <w:t>• Balance transfer and top-up options where eligible</w:t>
+              <w:br/>
+              <w:t>• Ask which product fits your need.</w:t>
+            </w:r>
+          </w:p>
+        </w:tc>
+      </w:tr>
+      <w:tr>
+        <w:tc>
+          <w:tcPr>
+            <w:tcW w:type="dxa" w:w="5040"/>
+            <w:shd w:fill="FFFFFF"/>
+          </w:tcPr>
+          <w:p>
+            <w:r>
+              <w:rPr>
+                <w:b/>
+                <w:sz w:val="16"/>
+              </w:rPr>
+              <w:t>careers</w:t>
+            </w:r>
+          </w:p>
+        </w:tc>
+        <w:tc>
+          <w:tcPr>
+            <w:tcW w:type="dxa" w:w="5040"/>
+            <w:shd w:fill="FFFFFF"/>
+          </w:tcPr>
+          <w:p>
+            <w:r>
+              <w:rPr>
+                <w:sz w:val="16"/>
+              </w:rPr>
+              <w:t>• Hiring credit, sales and customer-care roles.</w:t>
+              <w:br/>
+              <w:t>• Share your CV via customercare@ltfs.com with the role named.</w:t>
+            </w:r>
+          </w:p>
+        </w:tc>
+      </w:tr>
+      <w:tr>
+        <w:tc>
+          <w:tcPr>
+            <w:tcW w:type="dxa" w:w="5040"/>
+            <w:shd w:fill="F5F3FF"/>
+          </w:tcPr>
+          <w:p>
+            <w:r>
+              <w:rPr>
+                <w:b/>
+                <w:sz w:val="16"/>
+              </w:rPr>
+              <w:t>benefits</w:t>
+            </w:r>
+          </w:p>
+        </w:tc>
+        <w:tc>
+          <w:tcPr>
+            <w:tcW w:type="dxa" w:w="5040"/>
+            <w:shd w:fill="F5F3FF"/>
+          </w:tcPr>
+          <w:p>
+            <w:r>
+              <w:rPr>
+                <w:sz w:val="16"/>
+              </w:rPr>
+              <w:t>• Why borrowers choose L&amp;T Finance:</w:t>
+              <w:br/>
+              <w:t>• Wide product suite and partner network</w:t>
+              <w:br/>
+              <w:t>• Fast in-principle decisions on eligible profiles</w:t>
+              <w:br/>
+              <w:t>• Transparent grievance redressal</w:t>
+              <w:br/>
+              <w:t>• Chat for guidance — never for passwords.</w:t>
+            </w:r>
+          </w:p>
+        </w:tc>
+      </w:tr>
+    </w:tbl>
+    <w:p>
+      <w:pPr>
+        <w:spacing w:after="200"/>
+      </w:pPr>
+    </w:p>
+    <w:p>
+      <w:pPr>
+        <w:pStyle w:val="Heading1"/>
+        <w:spacing w:before="280" w:after="80"/>
+      </w:pPr>
+      <w:r>
         <w:t>[SECTION: BOT PERSONA &amp; GUARDRAILS]</w:t>
       </w:r>
     </w:p>
